--- a/docs/项目二 腿部机械装配-任务2已补全.docx
+++ b/docs/项目二 腿部机械装配-任务2已补全.docx
@@ -1424,7 +1424,7 @@
         <w:pStyle w:val="a9"/>
         <w:numPr>
           <w:ilvl w:val="0"/>
-          <w:numId w:val="22"/>
+          <w:numId w:val="18"/>
         </w:numPr>
         <w:rPr>
           <w:rFonts w:asciiTheme="majorHAnsi" w:eastAsiaTheme="majorEastAsia" w:hAnsiTheme="majorHAnsi" w:cstheme="majorBidi"/>
@@ -1441,71 +1441,55 @@
           <w:sz w:val="32"/>
           <w:szCs w:val="32"/>
         </w:rPr>
-        <w:t>工艺原则与装配基准</w:t>
-      </w:r>
-    </w:p>
-    <w:p>
-      <w:r>
-        <w:rPr>
-          <w:rFonts w:hint="eastAsia"/>
-        </w:rPr>
-        <w:t>1.1 末端单元在整腿中的位置</w:t>
-      </w:r>
-    </w:p>
-    <w:p>
-      <w:pPr>
-        <w:ind w:firstLine="420"/>
-      </w:pPr>
-      <w:r>
-        <w:t>本任务完成足端（脚部支撑底板—踝关节电机）预装，是任务1清点检验之后、任务3大小腿结构装配之前的单元装配。末端单元装不合格，后续小腿对接会把偏心、间隙和线束错误带入整腿，拆解成本高、还容易损伤配合面。学员应明确：本任务交出的是可转入小腿装配的合格足端模块，不是散件堆叠。</w:t>
-      </w:r>
-    </w:p>
-    <w:p>
-      <w:r>
-        <w:rPr>
-          <w:rFonts w:hint="eastAsia"/>
-        </w:rPr>
-        <w:t>1.2 清洁对位、分步紧固、先装后检</w:t>
-      </w:r>
-    </w:p>
-    <w:p>
-      <w:pPr>
-        <w:ind w:firstLine="420"/>
-      </w:pPr>
-      <w:r>
-        <w:t>本任务工艺原则是「清洁对位、分步紧固、先装后检」。清洁对位指安装基准面必须去屑、去油、去毛刺，再进行轴心与孔位对正，否则后续紧固只会把倾斜锁死。分步紧固指电机螺栓不可一次拧死，须对角交叉、分次加力，使底板与法兰均匀贴合。先装后检指结构锁止和走线固定完成后，必须手动做俯仰、侧摆全行程验证，通过才可放行。三句话对应三条纪律：不清洁不对位、不交叉不锁死、不自检不转序。</w:t>
-      </w:r>
-    </w:p>
-    <w:p>
-      <w:r>
-        <w:rPr>
-          <w:rFonts w:hint="eastAsia"/>
-        </w:rPr>
-        <w:t>1.3 本任务物料与功用</w:t>
-      </w:r>
-    </w:p>
-    <w:p>
-      <w:pPr>
-        <w:ind w:firstLine="420"/>
-      </w:pPr>
-      <w:r>
-        <w:t>本任务物料为：螺柱、脚部支撑底板、踝关节旋转垫片、电机、腿部连接线，以及配套内六角螺栓、电机标定工具。脚部支撑底板是安装基体，决定足端平面与踝关节安装位；踝关节旋转垫片保证旋转面间隙与对中；电机提供踝关节驱动；螺柱与内六角螺栓完成法兰锁止；腿部连接线传输动力与信号；标定工具用于装配前确定电机零位基准。缺件、错件或垫片漏装，都会在自检中表现为卡滞、间隙或无法对孔。</w:t>
-      </w:r>
-    </w:p>
-    <w:p>
-      <w:r>
-        <w:rPr>
-          <w:rFonts w:hint="eastAsia"/>
-        </w:rPr>
-        <w:t>1.4 基准面清洁与杂质危害</w:t>
-      </w:r>
-    </w:p>
-    <w:p>
-      <w:pPr>
-        <w:ind w:firstLine="420"/>
-      </w:pPr>
-      <w:r>
-        <w:t>清洁对象是脚部支撑底板、防滑减震垫、踝关节旋转垫片。需去除铝屑、油污、毛刺。铝屑夹在法兰面会造成局部垫高、轴心倾斜；油污降低贴合摩擦，使预紧后仍可能微移；毛刺阻碍贴合，并可能掉入转动间隙。合格标准是安装基准面平整贴合：目视无颗粒、无油膜，手感不划手，零件扣合后无翘起。未清洁不得进入对位装配。</w:t>
+        <w:t>机械装配基准与清洁</w:t>
+      </w:r>
+    </w:p>
+    <w:p>
+      <w:r>
+        <w:rPr>
+          <w:rFonts w:hint="eastAsia"/>
+        </w:rPr>
+        <w:t>1.1 配合面与装配基准</w:t>
+      </w:r>
+    </w:p>
+    <w:p>
+      <w:pPr>
+        <w:ind w:firstLine="420"/>
+      </w:pPr>
+      <w:r>
+        <w:t>精密装配的精度首先取决于配合面。安装基准面的平面度、清洁度和贴合状态，决定轴心能否垂直、孔位能否自然对齐。基准不良时，后续紧固只会把倾斜和间隙锁死，不能靠加大扭矩纠正。凡构成同一配合链的表面，任一不合格，整组对位失效。</w:t>
+      </w:r>
+    </w:p>
+    <w:p>
+      <w:r>
+        <w:rPr>
+          <w:rFonts w:hint="eastAsia"/>
+        </w:rPr>
+        <w:t>1.2 铝屑、油污、毛刺对装配的影响</w:t>
+      </w:r>
+    </w:p>
+    <w:p>
+      <w:pPr>
+        <w:ind w:firstLine="420"/>
+      </w:pPr>
+      <w:r>
+        <w:t>金属切削残留以三种方式破坏装配：铝屑相当于局部垫高，造成单边倾斜；油污降低贴合摩擦，预紧后仍可能微移；毛刺阻碍贴合，脱落后进入转动副会引起卡滞或异响。清洁对象是所有进入配合链的表面，合格标准是无颗粒、无油膜、不划手、扣合无翘起。</w:t>
+      </w:r>
+    </w:p>
+    <w:p>
+      <w:r>
+        <w:rPr>
+          <w:rFonts w:hint="eastAsia"/>
+        </w:rPr>
+        <w:t>1.3 清洁与对位的关系</w:t>
+      </w:r>
+    </w:p>
+    <w:p>
+      <w:pPr>
+        <w:ind w:firstLine="420"/>
+      </w:pPr>
+      <w:r>
+        <w:t>对位是几何问题，清洁是对位成立的前提。带屑、带油时无法判断是否真正贴合，强行对孔会把杂质压入配合面。因此清洁必须在对位之前完成，而不是装配结束后补做。</w:t>
       </w:r>
     </w:p>
     <w:p>
@@ -1513,7 +1497,7 @@
         <w:pStyle w:val="a9"/>
         <w:numPr>
           <w:ilvl w:val="0"/>
-          <w:numId w:val="22"/>
+          <w:numId w:val="18"/>
         </w:numPr>
         <w:rPr>
           <w:rFonts w:asciiTheme="majorHAnsi" w:eastAsiaTheme="majorEastAsia" w:hAnsiTheme="majorHAnsi" w:cstheme="majorBidi"/>
@@ -1530,87 +1514,71 @@
           <w:sz w:val="32"/>
           <w:szCs w:val="32"/>
         </w:rPr>
-        <w:t>电机标定与对位装配</w:t>
-      </w:r>
-    </w:p>
-    <w:p>
-      <w:r>
-        <w:rPr>
-          <w:rFonts w:hint="eastAsia"/>
-        </w:rPr>
-        <w:t>2.1 电机型号核对</w:t>
-      </w:r>
-    </w:p>
-    <w:p>
-      <w:pPr>
-        <w:ind w:firstLine="420"/>
-      </w:pPr>
-      <w:r>
-        <w:t>装配前必须核对电机型号与本工位踝关节要求一致。型号决定外形接口、孔距、力矩和线束接头。错装电机轻则孔位对不上、线束插不进，重则力矩不匹配或后续过载损坏。核对时应看铭牌或线标与工艺规定是否一致，确认是踝关节用电机、且左右腿归属正确后再标定。</w:t>
-      </w:r>
-    </w:p>
-    <w:p>
-      <w:r>
-        <w:rPr>
-          <w:rFonts w:hint="eastAsia"/>
-        </w:rPr>
-        <w:t>2.2 电机标定</w:t>
-      </w:r>
-    </w:p>
-    <w:p>
-      <w:pPr>
-        <w:ind w:firstLine="420"/>
-      </w:pPr>
-      <w:r>
-        <w:t>标定建立电机零位与控制基准。未标定电机装入结构后，后续转动测试与零位复核会失去机械参照；又因装配顺序一旦锁死，难以在机上补标。因此本任务要求：先标定、后装配。标定须使用配套电机标定工具，在电机尚未与底板锁死之前完成。未完成标定的电机禁止进入安装位。</w:t>
-      </w:r>
-    </w:p>
-    <w:p>
-      <w:r>
-        <w:rPr>
-          <w:rFonts w:hint="eastAsia"/>
-        </w:rPr>
-        <w:t>2.3 装配顺序不可改变</w:t>
-      </w:r>
-    </w:p>
-    <w:p>
-      <w:pPr>
-        <w:ind w:firstLine="420"/>
-      </w:pPr>
-      <w:r>
-        <w:t>机器人关节电机按既定轴序和机械接口装配，顺序不可调换。踝关节电机一旦装入脚部支撑底板并紧固，位置与线束出口方向即被结构限定。错序或左右腿电机对调后，不能在后续工序“改一下”纠正，只能拆解重装，并可能损伤垫片与螺纹。学员必须在对位前确认：型号正确、标定完成、左右腿归属正确、装配顺序与工艺一致。</w:t>
-      </w:r>
-    </w:p>
-    <w:p>
-      <w:r>
-        <w:rPr>
-          <w:rFonts w:hint="eastAsia"/>
-        </w:rPr>
-        <w:t>2.4 电机—底板—垫片的装配顺序</w:t>
-      </w:r>
-    </w:p>
-    <w:p>
-      <w:pPr>
-        <w:ind w:firstLine="420"/>
-      </w:pPr>
-      <w:r>
-        <w:t>正确顺序是：先将踝关节电机对准脚部支撑底板安装位，再将踝关节旋转垫片放置在安装位。先放垫片再扣电机，容易使垫片偏移、遮孔或夹入铝屑；先对电机安装位，再放垫片，才能保证垫片处于旋转配合面的正确位置。三者关系是：底板定位置，电机定轴心，垫片定间隙与对中。垫片缺失、装反或损伤，会出现踝部卡滞、异响或轴向窜动。</w:t>
-      </w:r>
-    </w:p>
-    <w:p>
-      <w:r>
-        <w:rPr>
-          <w:rFonts w:hint="eastAsia"/>
-        </w:rPr>
-        <w:t>2.5 轴心垂直与孔位对齐</w:t>
-      </w:r>
-    </w:p>
-    <w:p>
-      <w:pPr>
-        <w:ind w:firstLine="420"/>
-      </w:pPr>
-      <w:r>
-        <w:t>轴心垂直指电机回转轴线相对底板安装面垂直。不垂直则俯仰、侧摆会出现偏摆、结构干涉或轴承偏载。孔位对齐指螺栓孔同轴对正后再穿装螺柱或内六角螺栓，禁止撬孔、错孔强拧。判断方法：目视四周缝隙均匀，螺栓能垂直自由穿入，垫片不被挤压变形。未对正不得进入分级紧固。</w:t>
+        <w:t>关节电机安装与标定</w:t>
+      </w:r>
+    </w:p>
+    <w:p>
+      <w:r>
+        <w:rPr>
+          <w:rFonts w:hint="eastAsia"/>
+        </w:rPr>
+        <w:t>2.1 型号、接口与力矩</w:t>
+      </w:r>
+    </w:p>
+    <w:p>
+      <w:pPr>
+        <w:ind w:firstLine="420"/>
+      </w:pPr>
+      <w:r>
+        <w:t>关节电机的型号对应机械接口、孔距、输出力矩和线束接头。型号不符会出现装不上、力矩不足或过载。装配前核对型号，是把电机的电气身份与机械位置对应起来，防止错轴流入后续工序。</w:t>
+      </w:r>
+    </w:p>
+    <w:p>
+      <w:r>
+        <w:rPr>
+          <w:rFonts w:hint="eastAsia"/>
+        </w:rPr>
+        <w:t>2.2 标定与零位</w:t>
+      </w:r>
+    </w:p>
+    <w:p>
+      <w:pPr>
+        <w:ind w:firstLine="420"/>
+      </w:pPr>
+      <w:r>
+        <w:t>标定的作用是把电机电气零位对准机械基准。未标定就锁入结构，后续零位复核缺少参照；法兰一旦紧固，补标通常要拆解。因此标定必须在结构锁死之前，使用配套工具完成。未标定视为不具备装配条件。</w:t>
+      </w:r>
+    </w:p>
+    <w:p>
+      <w:r>
+        <w:rPr>
+          <w:rFonts w:hint="eastAsia"/>
+        </w:rPr>
+        <w:t>2.3 多关节装配顺序</w:t>
+      </w:r>
+    </w:p>
+    <w:p>
+      <w:pPr>
+        <w:ind w:firstLine="420"/>
+      </w:pPr>
+      <w:r>
+        <w:t>多轴机器人的电机按轴序、接口方向和出线口安装，顺序构成整机运动学与布线约束。顺序或左右一旦装错，不能在后续工序局部修改，只能拆解重装，并可能损伤螺纹与垫片。这是不可逆约束，须在对位前确认。</w:t>
+      </w:r>
+    </w:p>
+    <w:p>
+      <w:r>
+        <w:rPr>
+          <w:rFonts w:hint="eastAsia"/>
+        </w:rPr>
+        <w:t>2.4 同轴、垂直与旋转垫片</w:t>
+      </w:r>
+    </w:p>
+    <w:p>
+      <w:pPr>
+        <w:ind w:firstLine="420"/>
+      </w:pPr>
+      <w:r>
+        <w:t>回转件安装的基本几何要求是：轴线相对安装面垂直，连接孔同轴对齐。不垂直会产生偏载和摆动干涉；错孔强拧会拉伤螺纹并锁入倾斜。旋转垫片用于保证转动面的间隙与对中，缺失、装反或变形会导致卡滞、异响或轴向窜动。螺栓应能垂直自由穿入、四周缝隙均匀，才允许进入紧固。</w:t>
       </w:r>
     </w:p>
     <w:p>
@@ -1618,7 +1586,7 @@
         <w:pStyle w:val="a9"/>
         <w:numPr>
           <w:ilvl w:val="0"/>
-          <w:numId w:val="22"/>
+          <w:numId w:val="18"/>
         </w:numPr>
         <w:rPr>
           <w:rFonts w:asciiTheme="majorHAnsi" w:eastAsiaTheme="majorEastAsia" w:hAnsiTheme="majorHAnsi" w:cstheme="majorBidi"/>
@@ -1635,39 +1603,39 @@
           <w:sz w:val="32"/>
           <w:szCs w:val="32"/>
         </w:rPr>
-        <w:t>分级紧固与末端走线</w:t>
-      </w:r>
-    </w:p>
-    <w:p>
-      <w:r>
-        <w:rPr>
-          <w:rFonts w:hint="eastAsia"/>
-        </w:rPr>
-        <w:t>3.1 对角交叉分次紧固</w:t>
-      </w:r>
-    </w:p>
-    <w:p>
-      <w:pPr>
-        <w:ind w:firstLine="420"/>
-      </w:pPr>
-      <w:r>
-        <w:t>电机法兰多为多螺栓均布。若先把一侧拧死，底板会向该侧翻边，对角孔被拉偏，垫片局部压溃。对角交叉是先轻度预紧相对的两颗，再预紧另外两颗，然后按同一顺序分次加力，使贴合逐渐均匀，而不是一次锁死。分步紧固的目的是抵消单边先紧造成的倾斜。</w:t>
-      </w:r>
-    </w:p>
-    <w:p>
-      <w:r>
-        <w:rPr>
-          <w:rFonts w:hint="eastAsia"/>
-        </w:rPr>
-        <w:t>3.2 扭矩过紧与过松</w:t>
-      </w:r>
-    </w:p>
-    <w:p>
-      <w:pPr>
-        <w:ind w:firstLine="420"/>
-      </w:pPr>
-      <w:r>
-        <w:t>过紧会使脚部支撑底板或旋转垫片变形，螺纹滑丝，甚至把轴心拉斜；过松则配合面存在间隙，运动中出现松动、异响和螺栓退扣。均匀控制紧固扭矩，就是在「贴合无缝」和「不变形」之间取值。紧固后应再目视缝隙一周均匀、垫片无翻边、螺栓头露出高度基本一致。有变形或可见间隙，须松开后重新对位、交叉紧固，不得在歪斜状态下继续加力。</w:t>
+        <w:t>螺纹紧固与运动线束</w:t>
+      </w:r>
+    </w:p>
+    <w:p>
+      <w:r>
+        <w:rPr>
+          <w:rFonts w:hint="eastAsia"/>
+        </w:rPr>
+        <w:t>3.1 多螺栓均布紧固</w:t>
+      </w:r>
+    </w:p>
+    <w:p>
+      <w:pPr>
+        <w:ind w:firstLine="420"/>
+      </w:pPr>
+      <w:r>
+        <w:t>均布螺栓的法兰若单边先拧死，板件会翻边，对角孔偏移，垫片局部压溃。对角交叉、分次加力，是为了让预紧沿圆周均匀建立。分步紧固解决的是受力均匀问题，不是简单“多拧几遍”。</w:t>
+      </w:r>
+    </w:p>
+    <w:p>
+      <w:r>
+        <w:rPr>
+          <w:rFonts w:hint="eastAsia"/>
+        </w:rPr>
+        <w:t>3.2 预紧过紧与过松</w:t>
+      </w:r>
+    </w:p>
+    <w:p>
+      <w:pPr>
+        <w:ind w:firstLine="420"/>
+      </w:pPr>
+      <w:r>
+        <w:t>过紧导致薄壁件或垫片变形、滑丝、轴心被拉斜；过松导致配合面有间隙，运动中松动、异响、退扣。合格预紧落在贴合无缝与零件不变形之间。紧固后应检查一周缝隙、垫片状态和螺栓头部高度是否一致。歪斜状态下继续加力只会放大误差。</w:t>
       </w:r>
     </w:p>
     <w:p>
@@ -1683,39 +1651,39 @@
         <w:ind w:firstLine="420"/>
       </w:pPr>
       <w:r>
-        <w:t>踝关节电机同时引出动力线和信号线。动力线承载驱动电流，信号线传输编码器或通信信号。两类线须分别规整，避免缠绕、交叉挤压。接头方向与锁扣须与接口匹配。本任务以布置和固定为主，仍应避免带电插拔。线标不清或左右腿线束拿错，会在后续通电时造成插错轴或通信失败。</w:t>
-      </w:r>
-    </w:p>
-    <w:p>
-      <w:r>
-        <w:rPr>
-          <w:rFonts w:hint="eastAsia"/>
-        </w:rPr>
-        <w:t>3.4 行程余量与规避死角</w:t>
-      </w:r>
-    </w:p>
-    <w:p>
-      <w:pPr>
-        <w:ind w:firstLine="420"/>
-      </w:pPr>
-      <w:r>
-        <w:t>踝关节有俯仰、侧摆两个运动。走线必须按全行程极限位置预留弯曲余量：把关节手动摆到两端极限，线束仍应松弛、不绷直、不拔接头。拉扯路径和结构夹缝是挤压死角，线束不得从锐边、螺栓头、转动剪切口穿过。固定后线束应能随关节运动，而不滑移到干涉区。极限位拉扯是线束失效的主要原因。</w:t>
-      </w:r>
-    </w:p>
-    <w:p>
-      <w:r>
-        <w:rPr>
-          <w:rFonts w:hint="eastAsia"/>
-        </w:rPr>
-        <w:t>3.5 左右腿走线差异</w:t>
-      </w:r>
-    </w:p>
-    <w:p>
-      <w:pPr>
-        <w:ind w:firstLine="420"/>
-      </w:pPr>
-      <w:r>
-        <w:t>左右腿线路不可混装。差异点是：左腿有接入头部的线路，右腿无。走线前先确认当前是左足端还是右足端，再核对线束有无头部支线。把左腿线束装到右腿，会出现多余线无处固定、后续整机插接混乱；把右腿线束装到左腿，头部通道缺失，后续无法接线。左右标识必须在固定前完成核对。</w:t>
+        <w:t>关节电机同时存在动力回路与反馈/通信回路。动力线传输驱动电流，信号线传输编码器或总线信号。两类线应分开规整，避免缠绕挤压；接头键位必须匹配。布置阶段保持断电，线标错误会在通电后表现为错轴或通信失败。</w:t>
+      </w:r>
+    </w:p>
+    <w:p>
+      <w:r>
+        <w:rPr>
+          <w:rFonts w:hint="eastAsia"/>
+        </w:rPr>
+        <w:t>3.4 运动余量与挤压死角</w:t>
+      </w:r>
+    </w:p>
+    <w:p>
+      <w:pPr>
+        <w:ind w:firstLine="420"/>
+      </w:pPr>
+      <w:r>
+        <w:t>有相对运动的关节，线束必须按极限位置预留弯曲余量。静态整齐不等于运动合格：摆到行程两端仍应松弛、不拔接头，并避开锐边、螺栓头和转动剪切口。极限位拉扯是线束失效的主要原因，走线是否合格要用运动来验证。</w:t>
+      </w:r>
+    </w:p>
+    <w:p>
+      <w:r>
+        <w:rPr>
+          <w:rFonts w:hint="eastAsia"/>
+        </w:rPr>
+        <w:t>3.5 双足结构的左右线束差异</w:t>
+      </w:r>
+    </w:p>
+    <w:p>
+      <w:pPr>
+        <w:ind w:firstLine="420"/>
+      </w:pPr>
+      <w:r>
+        <w:t>双足机器人左右结构镜像，线束却常常不对称。本任务中左腿有接入头部的线路，右腿无。走线前先辨左右，再核对接头与支线数量。混装的结果是多余线无法固定，或头部通道缺失，后续整机无法正确插接。</w:t>
       </w:r>
     </w:p>
     <w:p>
@@ -1723,7 +1691,7 @@
         <w:pStyle w:val="a9"/>
         <w:numPr>
           <w:ilvl w:val="0"/>
-          <w:numId w:val="22"/>
+          <w:numId w:val="18"/>
         </w:numPr>
         <w:rPr>
           <w:rFonts w:asciiTheme="majorHAnsi" w:eastAsiaTheme="majorEastAsia" w:hAnsiTheme="majorHAnsi" w:cstheme="majorBidi"/>
@@ -1740,71 +1708,71 @@
           <w:sz w:val="32"/>
           <w:szCs w:val="32"/>
         </w:rPr>
-        <w:t>自检判定与安全交接</w:t>
-      </w:r>
-    </w:p>
-    <w:p>
-      <w:r>
-        <w:rPr>
-          <w:rFonts w:hint="eastAsia"/>
-        </w:rPr>
-        <w:t>4.1 俯仰与侧摆全行程</w:t>
-      </w:r>
-    </w:p>
-    <w:p>
-      <w:pPr>
-        <w:ind w:firstLine="420"/>
-      </w:pPr>
-      <w:r>
-        <w:t>踝关节自检必须覆盖两个自由度的全行程，而不是只摆一下中位。俯仰对应脚尖点地与脚背抬起方向，侧摆对应足面内翻与外翻方向。只测一个方向，无法发现垫片偏磨、螺栓干涉，或线束在另一极限被拉紧。自检应在紧固完成、走线固定之后进行，使结构状态与交付状态一致。</w:t>
-      </w:r>
-    </w:p>
-    <w:p>
-      <w:r>
-        <w:rPr>
-          <w:rFonts w:hint="eastAsia"/>
-        </w:rPr>
-        <w:t>4.2 干涉、卡顿、异响的判定</w:t>
-      </w:r>
-    </w:p>
-    <w:p>
-      <w:pPr>
-        <w:ind w:firstLine="420"/>
-      </w:pPr>
-      <w:r>
-        <w:t>结构干涉：运动中零件相碰、垫片刮擦、螺栓头碰到运动件。卡顿：某角度阻力突然增大或咬死。异响：金属刮擦、撞击或间隙碰撞声。三者任一出现即判本单元不合格，须拆检清洁、对位、扭矩和走线，不得带病转序。合格表现是全程阻力均匀、无碰擦、无突变、无线束绷紧。</w:t>
-      </w:r>
-    </w:p>
-    <w:p>
-      <w:r>
-        <w:rPr>
-          <w:rFonts w:hint="eastAsia"/>
-        </w:rPr>
-        <w:t>4.3 手动摆动安全</w:t>
-      </w:r>
-    </w:p>
-    <w:p>
-      <w:pPr>
-        <w:ind w:firstLine="420"/>
-      </w:pPr>
-      <w:r>
-        <w:t>自检在断电、不驱动条件下进行，用手匀速摆动足端，禁止通电点动代替本环节。手指避开转动剪切口以及底板与电机之间的夹缝。发现卡死不得用力猛扳，应停手检查垫片、螺栓和线束。手转时握足板外沿，保持关节在可控范围内运动。</w:t>
-      </w:r>
-    </w:p>
-    <w:p>
-      <w:r>
-        <w:rPr>
-          <w:rFonts w:hint="eastAsia"/>
-        </w:rPr>
-        <w:t>4.4 与后续工序的交接标准</w:t>
-      </w:r>
-    </w:p>
-    <w:p>
-      <w:pPr>
-        <w:ind w:firstLine="420"/>
-      </w:pPr>
-      <w:r>
-        <w:t>本任务结束时应同时满足：基准面清洁且贴合；电机已核对型号并完成标定，装配顺序正确；轴心垂直、孔位对齐、对角紧固均匀；左右腿线束布置正确并已预留行程余量；俯仰、侧摆全行程无干涉、无卡顿、无异响。只有这一状态，才具备进入「大小腿结构装配」的条件。</w:t>
+        <w:t>装配检验与安全</w:t>
+      </w:r>
+    </w:p>
+    <w:p>
+      <w:r>
+        <w:rPr>
+          <w:rFonts w:hint="eastAsia"/>
+        </w:rPr>
+        <w:t>4.1 全行程、全自由度检验</w:t>
+      </w:r>
+    </w:p>
+    <w:p>
+      <w:pPr>
+        <w:ind w:firstLine="420"/>
+      </w:pPr>
+      <w:r>
+        <w:t>单元装配后的检验对象是该关节的全部自由度及其全行程，而不是中位手感。踝关节一般包含俯仰与侧摆。漏测一个方向，就可能漏掉该极限上的干涉或线束绷紧。检验应在紧固和走线都完成后进行，使检验状态与交付状态一致。</w:t>
+      </w:r>
+    </w:p>
+    <w:p>
+      <w:r>
+        <w:rPr>
+          <w:rFonts w:hint="eastAsia"/>
+        </w:rPr>
+        <w:t>4.2 干涉、卡顿、异响</w:t>
+      </w:r>
+    </w:p>
+    <w:p>
+      <w:pPr>
+        <w:ind w:firstLine="420"/>
+      </w:pPr>
+      <w:r>
+        <w:t>干涉指运动件相碰；卡顿指阻力在某角度突变或咬死；异响指刮擦、撞击或间隙碰撞。三者都是装配缺陷的外在表现，任一出现即不合格，须回到基准、对位、预紧或走线查找原因。合格表现为全程阻力均匀、无碰擦、无突变。</w:t>
+      </w:r>
+    </w:p>
+    <w:p>
+      <w:r>
+        <w:rPr>
+          <w:rFonts w:hint="eastAsia"/>
+        </w:rPr>
+        <w:t>4.3 断电手动检验</w:t>
+      </w:r>
+    </w:p>
+    <w:p>
+      <w:pPr>
+        <w:ind w:firstLine="420"/>
+      </w:pPr>
+      <w:r>
+        <w:t>结构未确认前不得通电点动。手动匀速摆动用于暴露机械干涉和线束拉扯，不用于检查控制参数。操作时避开剪切口与夹缝，遇卡死不得猛扳。</w:t>
+      </w:r>
+    </w:p>
+    <w:p>
+      <w:r>
+        <w:rPr>
+          <w:rFonts w:hint="eastAsia"/>
+        </w:rPr>
+        <w:t>4.4 转序条件</w:t>
+      </w:r>
+    </w:p>
+    <w:p>
+      <w:pPr>
+        <w:ind w:firstLine="420"/>
+      </w:pPr>
+      <w:r>
+        <w:t>转入下一工序前，装配单元应同时满足：配合面清洁贴合；电机身份与标定正确；几何对位与预紧均匀；线束左右正确且有运动余量；全行程无干涉、无卡顿、无异响。不满足则不具备进入后续结构装配的条件。</w:t>
       </w:r>
     </w:p>
     <w:p>
